--- a/ERP/fyugp/00-overview.docx
+++ b/ERP/fyugp/00-overview.docx
@@ -377,7 +377,7 @@
           </w:tcPr>
           <w:p>
             <w:r>
-              <w:t>In progress (32/54 documented)</w:t>
+              <w:t>COMPLETE — 54/54 documented</w:t>
             </w:r>
           </w:p>
         </w:tc>
@@ -437,7 +437,7 @@
         <w:pStyle w:val="ListBullet"/>
       </w:pPr>
       <w:r>
-        <w:t>Batch 6 — Odd-Sem Mark Pushdown/TS &amp; Result Republish: OddSemMarkPushDown, OddSemMarkPushDownSubmit, OddSemTS, OddSemTSSubmit, ResultRepublish, ResultRepublishSubmit (6)</w:t>
+        <w:t>Batch 6 — Odd-Sem Mark Pushdown/TS &amp; Result Republish: OddSemMarkPushDown, OddSemMarkPushDownSubmit, OddSemTS, OddSemTSSubmit, ResultRepublish, ResultRepublishSubmit (6) — COMPLETE</w:t>
       </w:r>
     </w:p>
     <w:p>
@@ -445,7 +445,7 @@
         <w:pStyle w:val="ListBullet"/>
       </w:pPr>
       <w:r>
-        <w:t>Batch 7 — Result Statistics &amp; Result Date: resultStatistics, ResultStatisticsPrint, result_date_view, save_result_date (4)</w:t>
+        <w:t>Batch 7 — Result Statistics &amp; Result Date: result_statistics, ResultStatisticsPrint, result_date_view, save_result_date (4) — COMPLETE</w:t>
       </w:r>
     </w:p>
     <w:p>
@@ -453,7 +453,7 @@
         <w:pStyle w:val="ListBullet"/>
       </w:pPr>
       <w:r>
-        <w:t>Batch 8 — CA/ESA Date Extension &amp; Revaluation: CaEsaDateExtn, getexistingDetailsApi, addDateExtensionceese, handle_form_submission, RevaluationReports, getRevlauationRegCandDet (6)</w:t>
+        <w:t>Batch 8 — CA/ESA Date Extension &amp; Revaluation: CaEsaDateExtn, getexistingDetailsApi, addDateExtensionceese, handle_form_submission, RevaluationReports, getRevlauationRegCandDet (6) — COMPLETE</w:t>
       </w:r>
     </w:p>
     <w:p>
@@ -461,7 +461,7 @@
         <w:pStyle w:val="ListBullet"/>
       </w:pPr>
       <w:r>
-        <w:t>Batch 9 — Scheme Upload/Download: UploadScheme, getExamScheduledCoursesOnly, upload_scheme_file, download_scheme_file, DownloadScheme, download_scheme_file_slcm (6)</w:t>
+        <w:t>Batch 9 — Scheme Upload/Download: UploadScheme, getExamScheduledCoursesOnly, upload_scheme_file, download_scheme_file, DownloadScheme, download_scheme_file_slcm (6) — COMPLETE</w:t>
       </w:r>
     </w:p>
     <w:p>
@@ -730,6 +730,172 @@
       </w:r>
       <w:r>
         <w:t>notfnTitle and discTitle are read with a default of the integer 0 in four different branches of IPPrintSubmit ('ca', 'cst', 'ust', 'fd'), then .upper()'d unconditionally — an AttributeError whenever the field is actually missing. Each branch separately validates a differently-cased notfn_title for the API call but never the display-only notfnTitle that actually crashes. See views.docx endpoint 26.</w:t>
+      </w:r>
+    </w:p>
+    <w:p/>
+    <w:p>
+      <w:r>
+        <w:rPr>
+          <w:b/>
+        </w:rPr>
+        <w:t>Additional cross-cutting issues found in Batch 6:</w:t>
+      </w:r>
+    </w:p>
+    <w:p>
+      <w:r>
+        <w:rPr>
+          <w:b/>
+        </w:rPr>
+        <w:t xml:space="preserve">"Report failure as a 404 page" confirmed as a recurring pattern, not a one-off: </w:t>
+      </w:r>
+      <w:r>
+        <w:t>OddSemMarkPushDownSubmit uses the same messages.error()+render('404.html') failure path first seen in IPPrintSubmit's 'er' branch (Batch 5) — now observed in two independent endpoints, alongside format_response, pagination_response, and JsonResponse({'error': ...}). See views.docx endpoint 34.</w:t>
+      </w:r>
+    </w:p>
+    <w:p>
+      <w:r>
+        <w:rPr>
+          <w:b/>
+        </w:rPr>
+        <w:t xml:space="preserve">Unassigned-variable bug recurs again: </w:t>
+      </w:r>
+      <w:r>
+        <w:t>OddSemTSSubmit has the same missing-else shape already catalogued repeatedly: data is only assigned when the external call returns 200, then read unconditionally a few lines later. See views.docx endpoint 36.</w:t>
+      </w:r>
+    </w:p>
+    <w:p>
+      <w:r>
+        <w:rPr>
+          <w:b/>
+        </w:rPr>
+        <w:t xml:space="preserve">One endpoint gets the non-POST return path right: </w:t>
+      </w:r>
+      <w:r>
+        <w:t>OddSemMarkPushDownSubmit places its return OddSemMarkPushDown(request) outside the "if request.method == 'POST':" block, so unlike most *Submit endpoints in this file it does not implicitly return None for a non-POST request. Useful as a working counter-example when fixing the others. See views.docx endpoint 34.</w:t>
+      </w:r>
+    </w:p>
+    <w:p/>
+    <w:p>
+      <w:r>
+        <w:rPr>
+          <w:b/>
+        </w:rPr>
+        <w:t>Additional cross-cutting issues found in Batch 7:</w:t>
+      </w:r>
+    </w:p>
+    <w:p>
+      <w:r>
+        <w:rPr>
+          <w:b/>
+        </w:rPr>
+        <w:t xml:space="preserve">Errors reported with HTTP 200: </w:t>
+      </w:r>
+      <w:r>
+        <w:t>result_date_view and save_result_date both wrap error-shaped bodies ({'error': ...}/{'status': 'error', ...}) in a plain JsonResponse with no status= argument, so Django defaults to 200 OK even when the body describes a failure — a caller checking only the HTTP status would treat these as successful. This is distinct from (and arguably worse than) the multiple exception-response *shapes* already catalogued, since here the status code itself is the problem. See views.docx endpoints 41-42.</w:t>
+      </w:r>
+    </w:p>
+    <w:p>
+      <w:r>
+        <w:rPr>
+          <w:b/>
+        </w:rPr>
+        <w:t xml:space="preserve">The mnyr unassigned-variable bug is now a 3-for-3 copy-paste, not a coincidence: </w:t>
+      </w:r>
+      <w:r>
+        <w:t>ResultStatisticsPrint has the exact same mnyr = item.get('month',0) + ' ' + item.get('year',0) inside a for-loop's if-match, unassigned if nothing matches, as ExamTimeTableSubmit and ExamTimeTableSupSubmit (Batch 3) — the identical block has now been found copy-pasted across three unrelated features. See views.docx endpoint 40.</w:t>
+      </w:r>
+    </w:p>
+    <w:p>
+      <w:r>
+        <w:rPr>
+          <w:b/>
+        </w:rPr>
+        <w:t xml:space="preserve">Inconsistent current-user resolution: </w:t>
+      </w:r>
+      <w:r>
+        <w:t>save_result_date reads request.user.id directly instead of the getuserdetails(request) / UserProfiles lookup used almost everywhere else in the file. Because request.user.id is simply None for an unauthenticated request (rather than raising, as getuserdetails does), this endpoint fails silently instead of loudly for unauthenticated access. See views.docx endpoint 42.</w:t>
+      </w:r>
+    </w:p>
+    <w:p/>
+    <w:p>
+      <w:r>
+        <w:rPr>
+          <w:b/>
+        </w:rPr>
+        <w:t>Additional cross-cutting issues found in Batch 8:</w:t>
+      </w:r>
+    </w:p>
+    <w:p>
+      <w:r>
+        <w:rPr>
+          <w:b/>
+        </w:rPr>
+        <w:t xml:space="preserve">A more carefully-written cluster of endpoints, with one notable exception: </w:t>
+      </w:r>
+      <w:r>
+        <w:t>getexistingDetailsApi, addDateExtensionceese, and getRevlauationRegCandDet all correctly check request.method and return 405 for the wrong method, and all separately handle json.JSONDecodeError vs generic exceptions — a level of care not seen consistently elsewhere in this file, suggesting this section was written later or by a different contributor. handle_form_submission, in the same batch, does not follow this pattern (see below).</w:t>
+      </w:r>
+    </w:p>
+    <w:p>
+      <w:r>
+        <w:rPr>
+          <w:b/>
+        </w:rPr>
+        <w:t xml:space="preserve">Client-supplied created_by_id used instead of the server-derived value the code itself calls for: </w:t>
+      </w:r>
+      <w:r>
+        <w:t>addDateExtensionceese calls getuserdetails(request) but never uses its result; created_by_id is instead read directly from the client-supplied JSON body, contradicting a comment in the same function stating it should come from the user-details context. This lets a caller assert any created_by_id it likes. See views.docx endpoint 45.</w:t>
+      </w:r>
+    </w:p>
+    <w:p>
+      <w:r>
+        <w:rPr>
+          <w:b/>
+        </w:rPr>
+        <w:t xml:space="preserve">A no-op endpoint: </w:t>
+      </w:r>
+      <w:r>
+        <w:t>handle_form_submission reads six POST fields and does nothing with any of them — no external call, no persistence — always returning a generic success message. It also returns its "Invalid request method" error with no status code (defaulting to HTTP 200), unlike the three other JSON endpoints in this same batch which correctly return 405. See views.docx endpoint 46.</w:t>
+      </w:r>
+    </w:p>
+    <w:p/>
+    <w:p>
+      <w:r>
+        <w:rPr>
+          <w:b/>
+        </w:rPr>
+        <w:t>Final cross-cutting issues found in Batch 9 (the highest-severity findings of the review):</w:t>
+      </w:r>
+    </w:p>
+    <w:p>
+      <w:r>
+        <w:rPr>
+          <w:b/>
+        </w:rPr>
+        <w:t xml:space="preserve">Path-traversal risk in the scheme file-transfer endpoints: </w:t>
+      </w:r>
+      <w:r>
+        <w:t>upload_scheme_file builds its remote upload filename directly from three unvalidated POST fields, and download_scheme_file uses a client-supplied filename directly in a remote file path with no sanitization at all — both are also CSRF-exempt (upload/download) and unauthenticated. download_scheme_file_slcm, covering the same kind of operation, validates the filename with Django's get_valid_filename() plus a PurePosixPath check, validates the exam date against a strict regex, and whitelists the file type — showing the correct pattern was known and used elsewhere in the same feature area. See views.docx endpoints 51, 52, 54.</w:t>
+      </w:r>
+    </w:p>
+    <w:p>
+      <w:r>
+        <w:rPr>
+          <w:b/>
+        </w:rPr>
+        <w:t xml:space="preserve">getExamScheduledCoursesOnly has no exception handling and a comparison that looks backwards: </w:t>
+      </w:r>
+      <w:r>
+        <w:t>an unguarded strptime() call will raise on a missing/malformed examdate with nothing to catch it, and the exam-date comparison only fetches courses when the exam date has already passed — worth confirming against product intent. See views.docx endpoint 50.</w:t>
+      </w:r>
+    </w:p>
+    <w:p/>
+    <w:p>
+      <w:r>
+        <w:rPr>
+          <w:b/>
+        </w:rPr>
+        <w:t>Documentation complete: all 54 endpoints across views.py are now documented in views.docx, with a file-wide "Notes on this source file" synthesis at the end covering the patterns that recur across batches (the unassigned-variable bug family, the six error-response shapes, missing transaction safety, the comments global, the file-transfer security gap, and the uneven code quality across sections).</w:t>
       </w:r>
     </w:p>
     <w:sectPr>
